--- a/План проекта Блиц-запись.docx
+++ b/План проекта Блиц-запись.docx
@@ -602,6 +602,308 @@
         <w:rPr>
           <w:color w:val="1B3A4B"/>
         </w:rPr>
+        <w:t>Гипотеза №2 (тёплая база Форус — аутсорсинг бухгалтерских услуг)</w:t>
+      </w:r>
+    </w:p>
+    <w:p>
+      <w:pPr>
+        <w:pStyle w:val="Heading2"/>
+      </w:pPr>
+      <w:r>
+        <w:rPr>
+          <w:color w:val="1B3A4B"/>
+        </w:rPr>
+        <w:t>Формулировка</w:t>
+      </w:r>
+    </w:p>
+    <w:p>
+      <w:r>
+        <w:t>Клиенты, которые уже обслуживаются в Форус по аутсорсингу бухгалтерских услуг, знают компанию, доверяют ей и привыкли получать от нас сервисы. Им не нужно с нуля объяснять, кто такие Форус: разговор начинается с текущих отношений, а не с холодного знакомства.</w:t>
+      </w:r>
+    </w:p>
+    <w:p>
+      <w:r>
+        <w:t>Гипотеза: если после 20 сентября 2026 менеджер по продажам обзванивает клиентов Форус с бухгалтерским обслуживанием (тёплая база аутсорсинга бухгалтерских услуг) по отдельному скрипту для «своих», предлагает демонстрацию «Блиц-записи» около получаса с показом функционала и опирается на доверие к Форус, то конверсия в демонстрацию и в оплату будет выше, чем на холодной базе, а клиенты будут лояльнее — чаще приходят на назначенную демонстрацию и чаще доходят до теста или оплаты.</w:t>
+      </w:r>
+    </w:p>
+    <w:p>
+      <w:r>
+        <w:t>Какую базу обрабатываем: аутсорсинг бухгалтерских услуг Форус.</w:t>
+      </w:r>
+    </w:p>
+    <w:p>
+      <w:r>
+        <w:t>Когда начинаем: после 20 сентября 2026 (старт прозвона — с 22.09.2026).</w:t>
+      </w:r>
+    </w:p>
+    <w:p>
+      <w:r>
+        <w:t>Ответственный за прозвон: Коршак Михаил. Подготовка списка базы — Блохина Елизавета.</w:t>
+      </w:r>
+    </w:p>
+    <w:p>
+      <w:pPr>
+        <w:pStyle w:val="Heading2"/>
+      </w:pPr>
+      <w:r>
+        <w:rPr>
+          <w:color w:val="1B3A4B"/>
+        </w:rPr>
+        <w:t>Как поймём, что гипотеза сработала</w:t>
+      </w:r>
+    </w:p>
+    <w:p>
+      <w:r>
+        <w:t>Период проверки: 22.09.2026 — 17.10.2026. Сравниваем с фактом по холодной базе (гипотеза №1) за тот же горизонт проекта.</w:t>
+      </w:r>
+    </w:p>
+    <w:tbl>
+      <w:tblPr>
+        <w:tblStyle w:val="TableGrid"/>
+        <w:tblW w:type="auto" w:w="0"/>
+        <w:tblLook w:firstColumn="1" w:firstRow="1" w:lastColumn="0" w:lastRow="0" w:noHBand="0" w:noVBand="1" w:val="04A0"/>
+      </w:tblPr>
+      <w:tblGrid>
+        <w:gridCol w:w="5128"/>
+        <w:gridCol w:w="5128"/>
+      </w:tblGrid>
+      <w:tr>
+        <w:tc>
+          <w:tcPr>
+            <w:tcW w:type="dxa" w:w="5128"/>
+          </w:tcPr>
+          <w:p>
+            <w:r>
+              <w:rPr>
+                <w:rFonts w:ascii="Calibri" w:hAnsi="Calibri"/>
+                <w:b/>
+                <w:sz w:val="18"/>
+              </w:rPr>
+              <w:t>Что смотрим</w:t>
+            </w:r>
+          </w:p>
+        </w:tc>
+        <w:tc>
+          <w:tcPr>
+            <w:tcW w:type="dxa" w:w="5128"/>
+          </w:tcPr>
+          <w:p>
+            <w:r>
+              <w:rPr>
+                <w:rFonts w:ascii="Calibri" w:hAnsi="Calibri"/>
+                <w:b/>
+                <w:sz w:val="18"/>
+              </w:rPr>
+              <w:t>Когда считаем успехом</w:t>
+            </w:r>
+          </w:p>
+        </w:tc>
+      </w:tr>
+      <w:tr>
+        <w:tc>
+          <w:tcPr>
+            <w:tcW w:type="dxa" w:w="5128"/>
+          </w:tcPr>
+          <w:p>
+            <w:r>
+              <w:rPr>
+                <w:rFonts w:ascii="Calibri" w:hAnsi="Calibri"/>
+                <w:sz w:val="18"/>
+              </w:rPr>
+              <w:t>Нормальные разговоры с владельцем или руководителем по базе аутсорсинга бухгалтерских услуг</w:t>
+            </w:r>
+          </w:p>
+        </w:tc>
+        <w:tc>
+          <w:tcPr>
+            <w:tcW w:type="dxa" w:w="5128"/>
+          </w:tcPr>
+          <w:p>
+            <w:r>
+              <w:rPr>
+                <w:rFonts w:ascii="Calibri" w:hAnsi="Calibri"/>
+                <w:sz w:val="18"/>
+              </w:rPr>
+              <w:t>не меньше 80 за период</w:t>
+            </w:r>
+          </w:p>
+        </w:tc>
+      </w:tr>
+      <w:tr>
+        <w:tc>
+          <w:tcPr>
+            <w:tcW w:type="dxa" w:w="5128"/>
+          </w:tcPr>
+          <w:p>
+            <w:r>
+              <w:rPr>
+                <w:rFonts w:ascii="Calibri" w:hAnsi="Calibri"/>
+                <w:sz w:val="18"/>
+              </w:rPr>
+              <w:t>Конверсия «разговор → запись на демонстрацию»</w:t>
+            </w:r>
+          </w:p>
+        </w:tc>
+        <w:tc>
+          <w:tcPr>
+            <w:tcW w:type="dxa" w:w="5128"/>
+          </w:tcPr>
+          <w:p>
+            <w:r>
+              <w:rPr>
+                <w:rFonts w:ascii="Calibri" w:hAnsi="Calibri"/>
+                <w:sz w:val="18"/>
+              </w:rPr>
+              <w:t>не меньше чем в 1,5 раза выше, чем на холодной базе за тот же период (и не ниже 12 из 100)</w:t>
+            </w:r>
+          </w:p>
+        </w:tc>
+      </w:tr>
+      <w:tr>
+        <w:tc>
+          <w:tcPr>
+            <w:tcW w:type="dxa" w:w="5128"/>
+          </w:tcPr>
+          <w:p>
+            <w:r>
+              <w:rPr>
+                <w:rFonts w:ascii="Calibri" w:hAnsi="Calibri"/>
+                <w:sz w:val="18"/>
+              </w:rPr>
+              <w:t>Доля пришедших на назначенную демонстрацию (лояльность к договорённости)</w:t>
+            </w:r>
+          </w:p>
+        </w:tc>
+        <w:tc>
+          <w:tcPr>
+            <w:tcW w:type="dxa" w:w="5128"/>
+          </w:tcPr>
+          <w:p>
+            <w:r>
+              <w:rPr>
+                <w:rFonts w:ascii="Calibri" w:hAnsi="Calibri"/>
+                <w:sz w:val="18"/>
+              </w:rPr>
+              <w:t>не меньше 80 из 100 записавшихся (выше порога холодной базы в 70 из 100)</w:t>
+            </w:r>
+          </w:p>
+        </w:tc>
+      </w:tr>
+      <w:tr>
+        <w:tc>
+          <w:tcPr>
+            <w:tcW w:type="dxa" w:w="5128"/>
+          </w:tcPr>
+          <w:p>
+            <w:r>
+              <w:rPr>
+                <w:rFonts w:ascii="Calibri" w:hAnsi="Calibri"/>
+                <w:sz w:val="18"/>
+              </w:rPr>
+              <w:t>Конверсия «состоявшаяся демонстрация → оплата или тестовый доступ»</w:t>
+            </w:r>
+          </w:p>
+        </w:tc>
+        <w:tc>
+          <w:tcPr>
+            <w:tcW w:type="dxa" w:w="5128"/>
+          </w:tcPr>
+          <w:p>
+            <w:r>
+              <w:rPr>
+                <w:rFonts w:ascii="Calibri" w:hAnsi="Calibri"/>
+                <w:sz w:val="18"/>
+              </w:rPr>
+              <w:t>не меньше чем в 1,3 раза выше, чем на холодной базе (и не ниже 30 из 100)</w:t>
+            </w:r>
+          </w:p>
+        </w:tc>
+      </w:tr>
+      <w:tr>
+        <w:tc>
+          <w:tcPr>
+            <w:tcW w:type="dxa" w:w="5128"/>
+          </w:tcPr>
+          <w:p>
+            <w:r>
+              <w:rPr>
+                <w:rFonts w:ascii="Calibri" w:hAnsi="Calibri"/>
+                <w:sz w:val="18"/>
+              </w:rPr>
+              <w:t>Отказы вида «не знаю, кто вы / не доверяем»</w:t>
+            </w:r>
+          </w:p>
+        </w:tc>
+        <w:tc>
+          <w:tcPr>
+            <w:tcW w:type="dxa" w:w="5128"/>
+          </w:tcPr>
+          <w:p>
+            <w:r>
+              <w:rPr>
+                <w:rFonts w:ascii="Calibri" w:hAnsi="Calibri"/>
+                <w:sz w:val="18"/>
+              </w:rPr>
+              <w:t>не больше 5 из 100 разговоров с руководителем (на холодной базе этот барьер выше)</w:t>
+            </w:r>
+          </w:p>
+        </w:tc>
+      </w:tr>
+    </w:tbl>
+    <w:p/>
+    <w:p>
+      <w:r>
+        <w:t>Гипотеза подтвердилась — конверсии в демонстрацию и в оплату/тест выше холодной базы по порогам выше, а явка на демонстрацию не ниже 80 из 100.</w:t>
+      </w:r>
+    </w:p>
+    <w:p>
+      <w:r>
+        <w:t>Гипотеза не подтвердилась — при 80 и более разговорах конверсия в демонстрацию не выше холодной базы или явка на демонстрацию ниже 70 из 100. Тогда тёплый вход через бухгалтерский аутсорсинг не даёт ожидаемого преимущества, ищем другой сегмент тёплой базы или меняем оффер.</w:t>
+      </w:r>
+    </w:p>
+    <w:p>
+      <w:pPr>
+        <w:pStyle w:val="Heading2"/>
+      </w:pPr>
+      <w:r>
+        <w:rPr>
+          <w:color w:val="1B3A4B"/>
+        </w:rPr>
+        <w:t>Кому звоним и что предлагаем</w:t>
+      </w:r>
+    </w:p>
+    <w:p>
+      <w:pPr>
+        <w:pStyle w:val="ListBullet"/>
+      </w:pPr>
+      <w:r>
+        <w:t>Кому: действующие клиенты Форус на аутсорсинге бухгалтерских услуг, у которых по профилю бизнеса актуальна предварительная запись клиентов (сфера услуг и смежные).</w:t>
+      </w:r>
+    </w:p>
+    <w:p>
+      <w:pPr>
+        <w:pStyle w:val="ListBullet"/>
+      </w:pPr>
+      <w:r>
+        <w:t>О чём в звонке: мы уже работаем с вами по бухгалтерии; у Форус есть сервис записи «Блиц-запись»; предлагаем за полчаса показать, как он устроен, без обязательства сразу покупать.</w:t>
+      </w:r>
+    </w:p>
+    <w:p>
+      <w:pPr>
+        <w:pStyle w:val="ListBullet"/>
+      </w:pPr>
+      <w:r>
+        <w:t>Чего не делаем: не продаём «в лоб» на первом звонке; не смешиваем в одном отчёте цифры холодной и тёплой базы — у каждой базы своя метка в учёте.</w:t>
+      </w:r>
+    </w:p>
+    <w:p>
+      <w:pPr>
+        <w:pStyle w:val="Heading1"/>
+      </w:pPr>
+      <w:r>
+        <w:rPr>
+          <w:color w:val="1B3A4B"/>
+        </w:rPr>
         <w:t>Свод этапов</w:t>
       </w:r>
     </w:p>
@@ -1080,7 +1382,7 @@
                 <w:rFonts w:ascii="Calibri" w:hAnsi="Calibri"/>
                 <w:sz w:val="18"/>
               </w:rPr>
-              <w:t>Прозвон тёплой базы клиентов Форус</w:t>
+              <w:t>Прозвон тёплой базы (гипотеза №2) — аутсорсинг бухгалтерских услуг</w:t>
             </w:r>
           </w:p>
         </w:tc>
@@ -1094,7 +1396,7 @@
                 <w:rFonts w:ascii="Calibri" w:hAnsi="Calibri"/>
                 <w:sz w:val="18"/>
               </w:rPr>
-              <w:t>22.09 — 17.10</w:t>
+              <w:t>после 20.09, старт 22.09 — 17.10</w:t>
             </w:r>
           </w:p>
         </w:tc>
@@ -1122,7 +1424,7 @@
                 <w:rFonts w:ascii="Calibri" w:hAnsi="Calibri"/>
                 <w:sz w:val="18"/>
               </w:rPr>
-              <w:t>Отдельная воронка по текущим клиентам</w:t>
+              <w:t>Воронка по клиентам бухобслуживания Форус; сравнение с холодной</w:t>
             </w:r>
           </w:p>
         </w:tc>
@@ -2061,7 +2363,7 @@
                 <w:rFonts w:ascii="Calibri" w:hAnsi="Calibri"/>
                 <w:sz w:val="18"/>
               </w:rPr>
-              <w:t>Тёплая база Форус</w:t>
+              <w:t>Тёплая база: аутсорсинг бухгалтерских услуг</w:t>
             </w:r>
           </w:p>
         </w:tc>
@@ -2075,7 +2377,7 @@
                 <w:rFonts w:ascii="Calibri" w:hAnsi="Calibri"/>
                 <w:sz w:val="18"/>
               </w:rPr>
-              <w:t>Выгрузка клиентов, которым может быть актуален сервис записи; список на прозвон</w:t>
+              <w:t>Выгрузка клиентов Форус на бухобслуживании, которым актуален сервис записи; список к старту после 20.09</w:t>
             </w:r>
           </w:p>
         </w:tc>
@@ -2103,7 +2405,7 @@
                 <w:rFonts w:ascii="Calibri" w:hAnsi="Calibri"/>
                 <w:sz w:val="18"/>
               </w:rPr>
-              <w:t>12.09</w:t>
+              <w:t>19.09</w:t>
             </w:r>
           </w:p>
         </w:tc>
@@ -3607,7 +3909,7 @@
         <w:rPr>
           <w:color w:val="1B3A4B"/>
         </w:rPr>
-        <w:t>5. Прозвон тёплой базы (клиенты Форус)</w:t>
+        <w:t>5. Прозвон тёплой базы — гипотеза №2 (аутсорсинг бухгалтерских услуг)</w:t>
       </w:r>
     </w:p>
     <w:tbl>
@@ -3741,7 +4043,7 @@
                 <w:rFonts w:ascii="Calibri" w:hAnsi="Calibri"/>
                 <w:sz w:val="18"/>
               </w:rPr>
-              <w:t>Скрипт для текущих клиентов</w:t>
+              <w:t>Подготовить базу бухобслуживания</w:t>
             </w:r>
           </w:p>
         </w:tc>
@@ -3755,7 +4057,7 @@
                 <w:rFonts w:ascii="Calibri" w:hAnsi="Calibri"/>
                 <w:sz w:val="18"/>
               </w:rPr>
-              <w:t>Короткий вход: мы уже работаем с компанией; следующий шаг — демонстрация</w:t>
+              <w:t>Финальный список клиентов аутсорсинга бухгалтерских услуг Форус под «Блиц-запись»</w:t>
             </w:r>
           </w:p>
         </w:tc>
@@ -3769,7 +4071,7 @@
                 <w:rFonts w:ascii="Calibri" w:hAnsi="Calibri"/>
                 <w:sz w:val="18"/>
               </w:rPr>
-              <w:t>18.09</w:t>
+              <w:t>15.09</w:t>
             </w:r>
           </w:p>
         </w:tc>
@@ -3783,7 +4085,7 @@
                 <w:rFonts w:ascii="Calibri" w:hAnsi="Calibri"/>
                 <w:sz w:val="18"/>
               </w:rPr>
-              <w:t>22.09</w:t>
+              <w:t>19.09</w:t>
             </w:r>
           </w:p>
         </w:tc>
@@ -3827,7 +4129,7 @@
                 <w:rFonts w:ascii="Calibri" w:hAnsi="Calibri"/>
                 <w:sz w:val="18"/>
               </w:rPr>
-              <w:t>Старт тёплого прозвона</w:t>
+              <w:t>Скрипт для тёплой базы (гипотеза №2)</w:t>
             </w:r>
           </w:p>
         </w:tc>
@@ -3841,7 +4143,7 @@
                 <w:rFonts w:ascii="Calibri" w:hAnsi="Calibri"/>
                 <w:sz w:val="18"/>
               </w:rPr>
-              <w:t>Обзвон списка клиентов Форус, отдельная пометка в системе учёта</w:t>
+              <w:t>Вход через текущее обслуживание в Форус; демонстрация около получаса; без смешения с холодным скриптом</w:t>
             </w:r>
           </w:p>
         </w:tc>
@@ -3855,7 +4157,7 @@
                 <w:rFonts w:ascii="Calibri" w:hAnsi="Calibri"/>
                 <w:sz w:val="18"/>
               </w:rPr>
-              <w:t>22.09</w:t>
+              <w:t>18.09</w:t>
             </w:r>
           </w:p>
         </w:tc>
@@ -3869,7 +4171,7 @@
                 <w:rFonts w:ascii="Calibri" w:hAnsi="Calibri"/>
                 <w:sz w:val="18"/>
               </w:rPr>
-              <w:t>17.10</w:t>
+              <w:t>20.09</w:t>
             </w:r>
           </w:p>
         </w:tc>
@@ -3883,7 +4185,7 @@
                 <w:rFonts w:ascii="Calibri" w:hAnsi="Calibri"/>
                 <w:sz w:val="18"/>
               </w:rPr>
-              <w:t>Коршак</w:t>
+              <w:t>Блохина</w:t>
             </w:r>
           </w:p>
         </w:tc>
@@ -3913,7 +4215,7 @@
                 <w:rFonts w:ascii="Calibri" w:hAnsi="Calibri"/>
                 <w:sz w:val="18"/>
               </w:rPr>
-              <w:t>Сравнение с холодной</w:t>
+              <w:t>Старт прозвона после 20 сентября</w:t>
             </w:r>
           </w:p>
         </w:tc>
@@ -3927,7 +4229,93 @@
                 <w:rFonts w:ascii="Calibri" w:hAnsi="Calibri"/>
                 <w:sz w:val="18"/>
               </w:rPr>
-              <w:t>Где легче записаться на демонстрацию и где чаще платят</w:t>
+              <w:t>Обзвон базы аутсорсинга бухгалтерских услуг; отдельная пометка «тёплая / бухобслуживание» в учёте</w:t>
+            </w:r>
+          </w:p>
+        </w:tc>
+        <w:tc>
+          <w:tcPr>
+            <w:tcW w:type="dxa" w:w="1709"/>
+          </w:tcPr>
+          <w:p>
+            <w:r>
+              <w:rPr>
+                <w:rFonts w:ascii="Calibri" w:hAnsi="Calibri"/>
+                <w:sz w:val="18"/>
+              </w:rPr>
+              <w:t>22.09</w:t>
+            </w:r>
+          </w:p>
+        </w:tc>
+        <w:tc>
+          <w:tcPr>
+            <w:tcW w:type="dxa" w:w="1709"/>
+          </w:tcPr>
+          <w:p>
+            <w:r>
+              <w:rPr>
+                <w:rFonts w:ascii="Calibri" w:hAnsi="Calibri"/>
+                <w:sz w:val="18"/>
+              </w:rPr>
+              <w:t>17.10</w:t>
+            </w:r>
+          </w:p>
+        </w:tc>
+        <w:tc>
+          <w:tcPr>
+            <w:tcW w:type="dxa" w:w="1709"/>
+          </w:tcPr>
+          <w:p>
+            <w:r>
+              <w:rPr>
+                <w:rFonts w:ascii="Calibri" w:hAnsi="Calibri"/>
+                <w:sz w:val="18"/>
+              </w:rPr>
+              <w:t>Коршак</w:t>
+            </w:r>
+          </w:p>
+        </w:tc>
+      </w:tr>
+      <w:tr>
+        <w:tc>
+          <w:tcPr>
+            <w:tcW w:type="dxa" w:w="1709"/>
+          </w:tcPr>
+          <w:p>
+            <w:r>
+              <w:rPr>
+                <w:rFonts w:ascii="Calibri" w:hAnsi="Calibri"/>
+                <w:sz w:val="18"/>
+              </w:rPr>
+              <w:t>5.4</w:t>
+            </w:r>
+          </w:p>
+        </w:tc>
+        <w:tc>
+          <w:tcPr>
+            <w:tcW w:type="dxa" w:w="1709"/>
+          </w:tcPr>
+          <w:p>
+            <w:r>
+              <w:rPr>
+                <w:rFonts w:ascii="Calibri" w:hAnsi="Calibri"/>
+                <w:sz w:val="18"/>
+              </w:rPr>
+              <w:t>Сравнение с холодной базой</w:t>
+            </w:r>
+          </w:p>
+        </w:tc>
+        <w:tc>
+          <w:tcPr>
+            <w:tcW w:type="dxa" w:w="1709"/>
+          </w:tcPr>
+          <w:p>
+            <w:r>
+              <w:rPr>
+                <w:rFonts w:ascii="Calibri" w:hAnsi="Calibri"/>
+                <w:sz w:val="18"/>
+              </w:rPr>
+              <w:t>Конверсии и явка на демонстрацию: тёплая vs холодная — проверка гипотезы №2</w:t>
             </w:r>
           </w:p>
         </w:tc>
@@ -4118,7 +4506,7 @@
                 <w:rFonts w:ascii="Calibri" w:hAnsi="Calibri"/>
                 <w:sz w:val="18"/>
               </w:rPr>
-              <w:t>Оценка гипотезы №1</w:t>
+              <w:t>Оценка гипотезы №1 (холодная)</w:t>
             </w:r>
           </w:p>
         </w:tc>
@@ -4204,7 +4592,7 @@
                 <w:rFonts w:ascii="Calibri" w:hAnsi="Calibri"/>
                 <w:sz w:val="18"/>
               </w:rPr>
-              <w:t>Решение по запуску</w:t>
+              <w:t>Оценка гипотезы №2 (тёплая, бухобслуживание)</w:t>
             </w:r>
           </w:p>
         </w:tc>
@@ -4218,7 +4606,7 @@
                 <w:rFonts w:ascii="Calibri" w:hAnsi="Calibri"/>
                 <w:sz w:val="18"/>
               </w:rPr>
-              <w:t>Если гипотеза подтвердилась — фиксируем скрипт и план на ноябрь; если нет — берём следующую гипотезу</w:t>
+              <w:t>Сравнение конверсий и явки с холодной базой</w:t>
             </w:r>
           </w:p>
         </w:tc>
@@ -4232,7 +4620,7 @@
                 <w:rFonts w:ascii="Calibri" w:hAnsi="Calibri"/>
                 <w:sz w:val="18"/>
               </w:rPr>
-              <w:t>10.10</w:t>
+              <w:t>06.10</w:t>
             </w:r>
           </w:p>
         </w:tc>
@@ -4290,7 +4678,7 @@
                 <w:rFonts w:ascii="Calibri" w:hAnsi="Calibri"/>
                 <w:sz w:val="18"/>
               </w:rPr>
-              <w:t>Черновик гипотезы №2</w:t>
+              <w:t>Решение по запуску</w:t>
             </w:r>
           </w:p>
         </w:tc>
@@ -4304,7 +4692,7 @@
                 <w:rFonts w:ascii="Calibri" w:hAnsi="Calibri"/>
                 <w:sz w:val="18"/>
               </w:rPr>
-              <w:t>Готовим заранее, включаем только если №1 не зашла или как второй вариант после промежуточного среза</w:t>
+              <w:t>Какой контур берём в регулярные продажи: холодный, тёплый бухобслуживание или оба; если нет — следующая гипотеза</w:t>
             </w:r>
           </w:p>
         </w:tc>
@@ -4318,7 +4706,7 @@
                 <w:rFonts w:ascii="Calibri" w:hAnsi="Calibri"/>
                 <w:sz w:val="18"/>
               </w:rPr>
-              <w:t>01.10</w:t>
+              <w:t>10.10</w:t>
             </w:r>
           </w:p>
         </w:tc>
@@ -4346,7 +4734,7 @@
                 <w:rFonts w:ascii="Calibri" w:hAnsi="Calibri"/>
                 <w:sz w:val="18"/>
               </w:rPr>
-              <w:t>Блохина, Коршак</w:t>
+              <w:t>Блохина</w:t>
             </w:r>
           </w:p>
         </w:tc>
@@ -4652,7 +5040,12 @@
         <w:rPr>
           <w:color w:val="1B3A4B"/>
         </w:rPr>
-        <w:t>Если гипотеза №1 не зайдёт — что пробуем дальше</w:t>
+        <w:t>Гипотезы №1 и №2 в проекте — и что пробуем дальше</w:t>
+      </w:r>
+    </w:p>
+    <w:p>
+      <w:r>
+        <w:t>В проекте параллельно проверяются две основные гипотезы: №1 — холодная база, №2 — тёплая база аутсорсинга бухгалтерских услуг (после 20 сентября). Ниже — запасные идеи, если обе не дадут нужного результата.</w:t>
       </w:r>
     </w:p>
     <w:tbl>
@@ -4724,7 +5117,7 @@
                 <w:rFonts w:ascii="Calibri" w:hAnsi="Calibri"/>
                 <w:sz w:val="18"/>
               </w:rPr>
-              <w:t>2</w:t>
+              <w:t>3</w:t>
             </w:r>
           </w:p>
         </w:tc>
@@ -4752,7 +5145,7 @@
                 <w:rFonts w:ascii="Calibri" w:hAnsi="Calibri"/>
                 <w:sz w:val="18"/>
               </w:rPr>
-              <w:t>На демонстрацию соглашаются чаще, чем в смешанной базе (цель — хотя бы 12 из 100 разговоров)</w:t>
+              <w:t>На демонстрацию соглашаются чаще, чем в смешанной холодной базе (цель — хотя бы 12 из 100 разговоров)</w:t>
             </w:r>
           </w:p>
         </w:tc>
@@ -4768,7 +5161,7 @@
                 <w:rFonts w:ascii="Calibri" w:hAnsi="Calibri"/>
                 <w:sz w:val="18"/>
               </w:rPr>
-              <w:t>3</w:t>
+              <w:t>4</w:t>
             </w:r>
           </w:p>
         </w:tc>
@@ -4782,7 +5175,7 @@
                 <w:rFonts w:ascii="Calibri" w:hAnsi="Calibri"/>
                 <w:sz w:val="18"/>
               </w:rPr>
-              <w:t>Своим клиентам Форус звонить выгоднее, чем «с улицы»</w:t>
+              <w:t>Узко работать с автомойками и опираться на кейс «Элис»</w:t>
             </w:r>
           </w:p>
         </w:tc>
@@ -4796,7 +5189,7 @@
                 <w:rFonts w:ascii="Calibri" w:hAnsi="Calibri"/>
                 <w:sz w:val="18"/>
               </w:rPr>
-              <w:t>Тёплая база даёт демонстрации минимум в полтора раза чаще холодной</w:t>
+              <w:t>Автомойки покупают лучше, чем смешанная база салонов</w:t>
             </w:r>
           </w:p>
         </w:tc>
@@ -4812,7 +5205,7 @@
                 <w:rFonts w:ascii="Calibri" w:hAnsi="Calibri"/>
                 <w:sz w:val="18"/>
               </w:rPr>
-              <w:t>4</w:t>
+              <w:t>5</w:t>
             </w:r>
           </w:p>
         </w:tc>
@@ -4826,7 +5219,7 @@
                 <w:rFonts w:ascii="Calibri" w:hAnsi="Calibri"/>
                 <w:sz w:val="18"/>
               </w:rPr>
-              <w:t>Узко работать с автомойками и опираться на кейс «Элис»</w:t>
+              <w:t>Соло-мастерам и совсем небольшому бизнесу предлагать оплату по факту записей, а не сразу год</w:t>
             </w:r>
           </w:p>
         </w:tc>
@@ -4840,7 +5233,7 @@
                 <w:rFonts w:ascii="Calibri" w:hAnsi="Calibri"/>
                 <w:sz w:val="18"/>
               </w:rPr>
-              <w:t>Автомойки покупают лучше, чем смешанная база салонов</w:t>
+              <w:t>После демонстрации чаще берут тест или этот тариф, а не годовую подписку</w:t>
             </w:r>
           </w:p>
         </w:tc>
@@ -4856,7 +5249,7 @@
                 <w:rFonts w:ascii="Calibri" w:hAnsi="Calibri"/>
                 <w:sz w:val="18"/>
               </w:rPr>
-              <w:t>5</w:t>
+              <w:t>6</w:t>
             </w:r>
           </w:p>
         </w:tc>
@@ -4870,7 +5263,7 @@
                 <w:rFonts w:ascii="Calibri" w:hAnsi="Calibri"/>
                 <w:sz w:val="18"/>
               </w:rPr>
-              <w:t>Соло-мастерам и совсем небольшому бизнесу предлагать оплату по факту записей, а не сразу год</w:t>
+              <w:t>Другие тёплые сегменты Форус (не только бухобслуживание)</w:t>
             </w:r>
           </w:p>
         </w:tc>
@@ -4884,7 +5277,7 @@
                 <w:rFonts w:ascii="Calibri" w:hAnsi="Calibri"/>
                 <w:sz w:val="18"/>
               </w:rPr>
-              <w:t>После демонстрации чаще берут тест или этот тариф, а не годовую подписку</w:t>
+              <w:t>Конверсия не ниже, чем у базы аутсорсинга бухгалтерских услуг</w:t>
             </w:r>
           </w:p>
         </w:tc>
@@ -5059,7 +5452,7 @@
                 <w:rFonts w:ascii="Calibri" w:hAnsi="Calibri"/>
                 <w:sz w:val="18"/>
               </w:rPr>
-              <w:t>Михаил обучен; начали холодную базу</w:t>
+              <w:t>Михаил обучен; начали холодную базу (гипотеза №1)</w:t>
             </w:r>
           </w:p>
         </w:tc>
@@ -5075,7 +5468,7 @@
                 <w:rFonts w:ascii="Calibri" w:hAnsi="Calibri"/>
                 <w:sz w:val="18"/>
               </w:rPr>
-              <w:t>22.09</w:t>
+              <w:t>после 20.09</w:t>
             </w:r>
           </w:p>
         </w:tc>
@@ -5089,7 +5482,7 @@
                 <w:rFonts w:ascii="Calibri" w:hAnsi="Calibri"/>
                 <w:sz w:val="18"/>
               </w:rPr>
-              <w:t>Начали тёплую базу</w:t>
+              <w:t>Готова база аутсорсинга бухгалтерских услуг к прозвону</w:t>
             </w:r>
           </w:p>
         </w:tc>
@@ -5105,7 +5498,7 @@
                 <w:rFonts w:ascii="Calibri" w:hAnsi="Calibri"/>
                 <w:sz w:val="18"/>
               </w:rPr>
-              <w:t>01–03.10</w:t>
+              <w:t>22.09</w:t>
             </w:r>
           </w:p>
         </w:tc>
@@ -5119,7 +5512,7 @@
                 <w:rFonts w:ascii="Calibri" w:hAnsi="Calibri"/>
                 <w:sz w:val="18"/>
               </w:rPr>
-              <w:t>Первый серьёзный разбор цифр</w:t>
+              <w:t>Старт тёплой базы — гипотеза №2 (бухобслуживание Форус)</w:t>
             </w:r>
           </w:p>
         </w:tc>
@@ -5135,7 +5528,7 @@
                 <w:rFonts w:ascii="Calibri" w:hAnsi="Calibri"/>
                 <w:sz w:val="18"/>
               </w:rPr>
-              <w:t>15.10</w:t>
+              <w:t>01–03.10</w:t>
             </w:r>
           </w:p>
         </w:tc>
@@ -5149,7 +5542,7 @@
                 <w:rFonts w:ascii="Calibri" w:hAnsi="Calibri"/>
                 <w:sz w:val="18"/>
               </w:rPr>
-              <w:t>Финальная проверка гипотезы №1</w:t>
+              <w:t>Первый серьёзный разбор цифр по обеим гипотезам</w:t>
             </w:r>
           </w:p>
         </w:tc>
@@ -5165,6 +5558,36 @@
                 <w:rFonts w:ascii="Calibri" w:hAnsi="Calibri"/>
                 <w:sz w:val="18"/>
               </w:rPr>
+              <w:t>15.10</w:t>
+            </w:r>
+          </w:p>
+        </w:tc>
+        <w:tc>
+          <w:tcPr>
+            <w:tcW w:type="dxa" w:w="5128"/>
+          </w:tcPr>
+          <w:p>
+            <w:r>
+              <w:rPr>
+                <w:rFonts w:ascii="Calibri" w:hAnsi="Calibri"/>
+                <w:sz w:val="18"/>
+              </w:rPr>
+              <w:t>Финальная проверка гипотезы №1</w:t>
+            </w:r>
+          </w:p>
+        </w:tc>
+      </w:tr>
+      <w:tr>
+        <w:tc>
+          <w:tcPr>
+            <w:tcW w:type="dxa" w:w="5128"/>
+          </w:tcPr>
+          <w:p>
+            <w:r>
+              <w:rPr>
+                <w:rFonts w:ascii="Calibri" w:hAnsi="Calibri"/>
+                <w:sz w:val="18"/>
+              </w:rPr>
               <w:t>17.10.2026</w:t>
             </w:r>
           </w:p>
@@ -5179,7 +5602,7 @@
                 <w:rFonts w:ascii="Calibri" w:hAnsi="Calibri"/>
                 <w:sz w:val="18"/>
               </w:rPr>
-              <w:t>Запуск продажи (или решение сменить гипотезу)</w:t>
+              <w:t>Оценка гипотезы №2; запуск продажи (или решение сменить гипотезу)</w:t>
             </w:r>
           </w:p>
         </w:tc>
@@ -5234,7 +5657,7 @@
     </w:p>
     <w:p>
       <w:r>
-        <w:t>Раз в неделю (Блохина): смотрим воронку, сколько пришли на демонстрацию, сколько тестов и оплат, решаем — продолжаем, чуть правим слова в скрипте или готовим другую гипотезу.</w:t>
+        <w:t>Раз в неделю (Блохина): смотрим воронку отдельно по холодной и по тёплой базе (бухобслуживание), сколько пришли на демонстрацию, сколько тестов и оплат; решаем — продолжаем, правим скрипт или усиливаем одну из гипотез.</w:t>
       </w:r>
     </w:p>
     <w:p>
@@ -5435,7 +5858,7 @@
                 <w:rFonts w:ascii="Calibri" w:hAnsi="Calibri"/>
                 <w:sz w:val="18"/>
               </w:rPr>
-              <w:t>Тёплую включаем с 22.09; до промежуточного среза главное — холодная база и гипотеза №1</w:t>
+              <w:t>Тёплую (бухобслуживание) включаем после 20.09, старт звонков 22.09; в учёте всегда разделяем базы</w:t>
             </w:r>
           </w:p>
         </w:tc>
@@ -5444,7 +5867,7 @@
     <w:p/>
     <w:p>
       <w:r>
-        <w:t>В проекте двое: руководитель проекта Блохина Елизавета и менеджер по продажам Коршак Михаил. При смене сроков или цифр гипотезы — обновлять этот файл.</w:t>
+        <w:t>*В проекте двое: руководитель проекта Блохина Елизавета и менеджер по продажам Коршак Михаил. При смене сроков или цифр гипотезы — обновлять этот файл.*</w:t>
       </w:r>
     </w:p>
     <w:sectPr>
